--- a/Cover_Letters/Shinoy_Kake_Senior_QA_Engineer_Cover_Letter.docx
+++ b/Cover_Letters/Shinoy_Kake_Senior_QA_Engineer_Cover_Letter.docx
@@ -14,7 +14,7 @@
     </w:p>
     <w:p>
       <w:r>
-        <w:t>September 19, 2026</w:t>
+        <w:t>October 20, 2026</w:t>
       </w:r>
     </w:p>
     <w:p>
@@ -35,12 +35,12 @@
     </w:p>
     <w:p>
       <w:r>
-        <w:t>Your focus on building high-performance, scalable systems matches my background testing complex banking and financial applications. I have spent over eight years owning quality end-to-end, writing both manual test cases and automated scripts with tools like Selenium, Playwright, and Java. I am comfortable working independently in remote settings and collaborating closely with engineering teams to resolve defects and improve release stability.</w:t>
+        <w:t>Your focus on end-to-end quality ownership and building scalable systems aligns well with my background in both manual and automated testing. Over the past eight years, I have built test automation frameworks from scratch using Playwright, Selenium, and TypeScript, while also managing backend and API validation for high-performance applications. I have experience working with AI coding tools such as Gemini Code Assist to speed up test generation and support development workflows.</w:t>
       </w:r>
     </w:p>
     <w:p>
       <w:r>
-        <w:t>Working with your distributed team also appeals to me, as I am used to coordinating across time zones and aligning technical testing strategies with product requirements. Additionally, I have experience using AI tooling like Gemini Code Assist to streamline test generation.</w:t>
+        <w:t>Working in a remote environment with distributed teams is something I am comfortable with, and I bring a practical approach to defect tracking and root cause analysis. I appreciate how Kake values what engineers bring to the table.</w:t>
       </w:r>
     </w:p>
     <w:p>
